--- a/assets/template.docx
+++ b/assets/template.docx
@@ -546,7 +546,11 @@
                             <w:rPr>
                               <w:rFonts w:ascii="Times New Roman" w:hAnsi="Times New Roman"/>
                             </w:rPr>
-                            <w:t xml:space="preserve">Unit 23.3, 23rd Floor, Surian Tower, No. 1, Jalan PJU 7/3, Mutiara Damansara, 47810 Petaling Jaya, Selangor, Malaysia </w:t>
+                            <w:t xml:space="preserve">Unit 23.3, 23rd Floor, Surian Tower,</w:t>
+                            <w:br/>
+                            <w:t xml:space="preserve">No. 1, Jalan PJU 7/3, Mutiara Damansara,</w:t>
+                            <w:br/>
+                            <w:t>47810 Petaling Jaya, Selangor, Malaysia</w:t>
                           </w:r>
                         </w:p>
                         <w:p>
@@ -559,14 +563,7 @@
                             <w:rPr>
                               <w:rFonts w:ascii="Times New Roman" w:hAnsi="Times New Roman"/>
                             </w:rPr>
-                            <w:t xml:space="preserve">Tel: 603-7725 3860/6860 </w:t>
-                          </w:r>
-                          <w:r>
-                            <w:rPr>
-                              <w:rFonts w:ascii="Times New Roman" w:hAnsi="Times New Roman"/>
-                            </w:rPr>
-                            <w:tab/>
-                            <w:t>Fax: 603-7725 5860</w:t>
+                            <w:t>Tel: 603-7725 3860/6860</w:t>
                           </w:r>
                         </w:p>
                         <w:p>
@@ -692,7 +689,11 @@
                       <w:rPr>
                         <w:rFonts w:ascii="Times New Roman" w:hAnsi="Times New Roman"/>
                       </w:rPr>
-                      <w:t xml:space="preserve">Unit 23.3, 23rd Floor, Surian Tower, No. 1, Jalan PJU 7/3, Mutiara Damansara, 47810 Petaling Jaya, Selangor, Malaysia </w:t>
+                      <w:t xml:space="preserve">Unit 23.3, 23rd Floor, Surian Tower,</w:t>
+                      <w:br/>
+                      <w:t xml:space="preserve">No. 1, Jalan PJU 7/3, Mutiara Damansara,</w:t>
+                      <w:br/>
+                      <w:t>47810 Petaling Jaya, Selangor, Malaysia</w:t>
                     </w:r>
                   </w:p>
                   <w:p>
@@ -705,14 +706,7 @@
                       <w:rPr>
                         <w:rFonts w:ascii="Times New Roman" w:hAnsi="Times New Roman"/>
                       </w:rPr>
-                      <w:t xml:space="preserve">Tel: 603-7725 3860/6860 </w:t>
-                    </w:r>
-                    <w:r>
-                      <w:rPr>
-                        <w:rFonts w:ascii="Times New Roman" w:hAnsi="Times New Roman"/>
-                      </w:rPr>
-                      <w:tab/>
-                      <w:t>Fax: 603-7725 5860</w:t>
+                      <w:t>Tel: 603-7725 3860/6860</w:t>
                     </w:r>
                   </w:p>
                   <w:p>
